--- a/Layout.docx
+++ b/Layout.docx
@@ -4,102 +4,35 @@
   <w:body>
     <w:p>
       <w:r>
-        <w:rPr>
-          <w:noProof/>
-        </w:rPr>
-        <w:drawing>
-          <wp:inline distT="0" distB="0" distL="0" distR="0" wp14:anchorId="2578D576" wp14:editId="27A1CBA9">
-            <wp:extent cx="4363059" cy="4629796"/>
-            <wp:effectExtent l="0" t="0" r="0" b="0"/>
-            <wp:docPr id="380521491" name="Picture 1"/>
-            <wp:cNvGraphicFramePr>
-              <a:graphicFrameLocks xmlns:a="http://schemas.openxmlformats.org/drawingml/2006/main" noChangeAspect="1"/>
-            </wp:cNvGraphicFramePr>
-            <a:graphic xmlns:a="http://schemas.openxmlformats.org/drawingml/2006/main">
-              <a:graphicData uri="http://schemas.openxmlformats.org/drawingml/2006/picture">
-                <pic:pic xmlns:pic="http://schemas.openxmlformats.org/drawingml/2006/picture">
-                  <pic:nvPicPr>
-                    <pic:cNvPr id="380521491" name=""/>
-                    <pic:cNvPicPr/>
-                  </pic:nvPicPr>
-                  <pic:blipFill>
-                    <a:blip r:embed="rId4"/>
-                    <a:stretch>
-                      <a:fillRect/>
-                    </a:stretch>
-                  </pic:blipFill>
-                  <pic:spPr>
-                    <a:xfrm>
-                      <a:off x="0" y="0"/>
-                      <a:ext cx="4363059" cy="4629796"/>
-                    </a:xfrm>
-                    <a:prstGeom prst="rect">
-                      <a:avLst/>
-                    </a:prstGeom>
-                  </pic:spPr>
-                </pic:pic>
-              </a:graphicData>
-            </a:graphic>
-          </wp:inline>
-        </w:drawing>
+        <w:t>backend: cd backend</w:t>
       </w:r>
     </w:p>
     <w:p>
       <w:r>
-        <w:t>PS C:\Users\HP VICTUS\OneDrive\Desktop\Projects\Smart-to-do\frontend&gt; npm start</w:t>
+        <w:t xml:space="preserve">python -m </w:t>
       </w:r>
+      <w:proofErr w:type="spellStart"/>
+      <w:r>
+        <w:t>venv</w:t>
+      </w:r>
+      <w:proofErr w:type="spellEnd"/>
+      <w:r>
+        <w:t xml:space="preserve"> </w:t>
+      </w:r>
+      <w:proofErr w:type="spellStart"/>
+      <w:r>
+        <w:t>venv</w:t>
+      </w:r>
+      <w:proofErr w:type="spellEnd"/>
     </w:p>
     <w:p>
+      <w:proofErr w:type="spellStart"/>
       <w:r>
-        <w:t xml:space="preserve">PS C:\Users\HP VICTUS\OneDrive\Desktop\Projects\Smart-to-do\backend&gt; uvicorn main:app </w:t>
+        <w:t>venv</w:t>
       </w:r>
+      <w:proofErr w:type="spellEnd"/>
       <w:r>
-        <w:t>--</w:t>
-      </w:r>
-      <w:r>
-        <w:t>reload</w:t>
-      </w:r>
-    </w:p>
-    <w:p/>
-    <w:p>
-      <w:r>
-        <w:t>venv\Scripts\activate</w:t>
-      </w:r>
-    </w:p>
-    <w:p>
-      <w:r>
-        <w:t>.\venv\Scripts\Activate.ps1</w:t>
-      </w:r>
-    </w:p>
-    <w:p>
-      <w:r>
-        <w:t xml:space="preserve">uvicorn main:app </w:t>
-      </w:r>
-      <w:r>
-        <w:t>--</w:t>
-      </w:r>
-      <w:r>
-        <w:t>reload</w:t>
-      </w:r>
-    </w:p>
-    <w:p/>
-    <w:p/>
-    <w:p>
-      <w:r>
-        <w:t xml:space="preserve">backend: </w:t>
-      </w:r>
-      <w:r>
-        <w:t>cd backend</w:t>
-      </w:r>
-    </w:p>
-    <w:p>
-      <w:r>
-        <w:t>python -m venv venv</w:t>
-      </w:r>
-    </w:p>
-    <w:p>
-      <w:r>
-        <w:t>venv\Scripts\activate   # Windows</w:t>
+        <w:t>\Scripts\activate   # Windows</w:t>
       </w:r>
     </w:p>
     <w:p>
@@ -107,37 +40,33 @@
         <w:t>pip install -r requirements.txt</w:t>
       </w:r>
     </w:p>
+    <w:p/>
     <w:p>
       <w:r>
-        <w:lastRenderedPageBreak/>
-        <w:t xml:space="preserve">frontend: </w:t>
-      </w:r>
-      <w:r>
-        <w:t>cd frontend</w:t>
+        <w:t>frontend: cd frontend</w:t>
       </w:r>
     </w:p>
     <w:p>
+      <w:proofErr w:type="spellStart"/>
       <w:r>
-        <w:t>npm install</w:t>
+        <w:t>npm</w:t>
+      </w:r>
+      <w:proofErr w:type="spellEnd"/>
+      <w:r>
+        <w:t xml:space="preserve"> install</w:t>
       </w:r>
     </w:p>
     <w:p>
+      <w:proofErr w:type="spellStart"/>
       <w:r>
-        <w:t>npm start</w:t>
+        <w:t>npm</w:t>
+      </w:r>
+      <w:proofErr w:type="spellEnd"/>
+      <w:r>
+        <w:t xml:space="preserve"> start</w:t>
       </w:r>
     </w:p>
     <w:p/>
-    <w:p>
-      <w:r>
-        <w:t xml:space="preserve">History tab, after done </w:t>
-      </w:r>
-      <w:r>
-        <w:t xml:space="preserve">remove it from </w:t>
-      </w:r>
-      <w:r>
-        <w:t>tasks</w:t>
-      </w:r>
-    </w:p>
     <w:p/>
     <w:p/>
     <w:sectPr>
